--- a/packages/document-engine/templates/fire/1.7_fire_decision_waste.docx
+++ b/packages/document-engine/templates/fire/1.7_fire_decision_waste.docx
@@ -99,19 +99,19 @@
           <w:szCs w:val="20"/>
           <w:lang w:val="ro-RO"/>
         </w:rPr>
-        <w:t xml:space="preserve">În baza prevederilor legale în domeniul situațiilor de urgență din </w:t>
-      </w:r>
-      <w:r>
-        <w:rPr>
-          <w:rFonts w:eastAsia="Arial" w:cs="Arial" w:ascii="Arial" w:hAnsi="Arial"/>
-          <w:color w:val="auto"/>
-          <w:spacing w:val="0"/>
-          <w:w w:val="100"/>
-          <w:sz w:val="20"/>
-          <w:szCs w:val="20"/>
-          <w:lang w:val="ro-RO"/>
-        </w:rPr>
-        <w:t>OMAI 163/2007 – art. 24 lit. b) și art. 87, {{cl</w:t>
+        <w:t xml:space="preserve">În baza prevederilor Legii 307/2006 – art. 19 alin. (1) lit. a) și ale OMAI 163/2007 – art. 24 lit. b) și art. 87,</w:t>
+      </w:r>
+      <w:r>
+        <w:rPr>
+          <w:rFonts w:eastAsia="Arial" w:cs="Arial" w:ascii="Arial" w:hAnsi="Arial"/>
+          <w:color w:val="auto"/>
+          <w:spacing w:val="0"/>
+          <w:w w:val="100"/>
+          <w:sz w:val="20"/>
+          <w:szCs w:val="20"/>
+          <w:lang w:val="ro-RO"/>
+        </w:rPr>
+        <w:t xml:space="preserve"> {{cl</w:t>
       </w:r>
       <w:r>
         <w:rPr>
@@ -341,7 +341,7 @@
           <w:szCs w:val="20"/>
           <w:lang w:val="ro-RO"/>
         </w:rPr>
-        <w:t>{{.}};</w:t>
+        <w:t xml:space="preserve">{{.}}{{#$last}}.{{/$last}}{{^$last}};{{/$last}}</w:t>
       </w:r>
     </w:p>
     <w:p>
@@ -428,7 +428,7 @@
           <w:szCs w:val="20"/>
           <w:lang w:val="ro-RO"/>
         </w:rPr>
-        <w:t>Depozitarea necorespunzătoare a acestora timp îndelungat este interzisă, deoarece poate apărea fenomenul de autoaprindere.</w:t>
+        <w:t xml:space="preserve">Depozitarea deșeurilor combustibile timp îndelungat sau în condiții necorespunzătoare este interzisă, deoarece se pot autoaprinde.</w:t>
       </w:r>
     </w:p>
     <w:p>
@@ -459,7 +459,7 @@
           <w:szCs w:val="20"/>
           <w:lang w:val="ro-RO"/>
         </w:rPr>
-        <w:t>La distrugerea prin ardere a deșeurilor și a reziduurilor combustibile, se vor lua următoarele măsuri:</w:t>
+        <w:t xml:space="preserve">La distrugerea prin ardere a deșeurilor și a reziduurilor combustibile în instalații autorizate, se vor lua următoarele măsuri:</w:t>
       </w:r>
     </w:p>
     <w:p>
@@ -629,7 +629,7 @@
           <w:szCs w:val="20"/>
           <w:lang w:val="ro-RO"/>
         </w:rPr>
-        <w:t>De modul de colectare și neutralizare a deșeurilor răspund {{#fire.waste.collectors}}{{fire.waste.collectors}}{{/fire.waste.collectors}}{{^fire.waste.collectors}}lucrătorii aflați la program din cadrul unității{{/fire.waste.collectors}} și {{#fire.waste.contractor}}{{fire.waste.contractor}}, firmă autorizată în acest domeniu{{/fire.waste.contractor}}{{^fire.waste.contractor}}firma contractată, autorizată în acest domeniu{{/fire.waste.contractor}}.</w:t>
+        <w:t xml:space="preserve">De colectarea deșeurilor răspund {{#fire.waste.collectors}}{{fire.waste.collectors}}{{/fire.waste.collectors}}{{^fire.waste.collectors}}lucrătorii aflați la program din cadrul unității{{/fire.waste.collectors}}, iar de preluarea și neutralizarea lor, {{#fire.waste.contractor}}{{fire.waste.contractor}}, firmă autorizată în acest domeniu{{/fire.waste.contractor}}{{^fire.waste.contractor}}firma contractată, autorizată în acest domeniu{{/fire.waste.contractor}}.</w:t>
       </w:r>
     </w:p>
     <w:p>
